--- a/manuscript/latex/main.docx
+++ b/manuscript/latex/main.docx
@@ -7352,7 +7352,7 @@
       <w:r>
         <w:drawing>
           <wp:inline>
-            <wp:extent cx="4907280" cy="1911812"/>
+            <wp:extent cx="4907280" cy="1915251"/>
             <wp:effectExtent b="0" l="0" r="0" t="0"/>
             <wp:docPr descr="" title="" id="56" name="Picture"/>
             <a:graphic>
@@ -7373,7 +7373,7 @@
                   <pic:spPr bwMode="auto">
                     <a:xfrm>
                       <a:off x="0" y="0"/>
-                      <a:ext cx="4907280" cy="1911812"/>
+                      <a:ext cx="4907280" cy="1915251"/>
                     </a:xfrm>
                     <a:prstGeom prst="rect">
                       <a:avLst/>

--- a/manuscript/latex/main.docx
+++ b/manuscript/latex/main.docx
@@ -482,7 +482,7 @@
         <w:t xml:space="preserve">(Liu et al. 2022)</w:t>
       </w:r>
       <w:r>
-        <w:t xml:space="preserve">. Finally, we analyze the NASA TAGES mission flown in ventilated ABRS hardware (OSD-7 and OSD-16)</w:t>
+        <w:t xml:space="preserve">. Finally, we analyze the transcriptome of the NASA TAGES mission flown in ventilated ABRS hardware (OSD-7)</w:t>
       </w:r>
       <w:r>
         <w:t xml:space="preserve"> </w:t>
@@ -531,39 +531,7 @@
         <w:t xml:space="preserve"> </w:t>
       </w:r>
       <w:r>
-        <w:t xml:space="preserve">2013;</w:t>
-      </w:r>
-      <w:r>
-        <w:t xml:space="preserve"> </w:t>
-      </w:r>
-      <w:r>
-        <w:rPr>
-          <w:i/>
-          <w:iCs/>
-        </w:rPr>
-        <w:t xml:space="preserve">Spaceflight Induces Specific Alterations in the Proteomes of</w:t>
-      </w:r>
-      <w:r>
-        <w:rPr>
-          <w:i/>
-          <w:iCs/>
-        </w:rPr>
-        <w:t xml:space="preserve"> </w:t>
-      </w:r>
-      <w:r>
-        <w:rPr>
-          <w:i/>
-          <w:i/>
-          <w:iCs/>
-          <w:iCs/>
-        </w:rPr>
-        <w:t xml:space="preserve">Arabidopsis</w:t>
-      </w:r>
-      <w:r>
-        <w:t xml:space="preserve"> </w:t>
-      </w:r>
-      <w:r>
-        <w:t xml:space="preserve">2015; Paul et al. 2013; Ferl et al. 2015)</w:t>
+        <w:t xml:space="preserve">2013; Paul et al. 2013)</w:t>
       </w:r>
       <w:r>
         <w:t xml:space="preserve"> </w:t>
@@ -2180,7 +2148,7 @@
         <w:pStyle w:val="FirstParagraph"/>
       </w:pPr>
       <w:r>
-        <w:t xml:space="preserve">To test whether the metabolic collapse and stress responses observed in BRIC-LED were true microgravity effects or hardware artifacts, we turned to the NASA TAGES mission flown in the Advanced Biological Research System (ABRS) (OSD-7 transcriptomics and OSD-16 proteomics)</w:t>
+        <w:t xml:space="preserve">To test whether the metabolic collapse and stress responses observed in BRIC-LED were true microgravity effects or hardware artifacts, we turned to the NASA TAGES mission flown in the Advanced Biological Research System (ABRS) (OSD-7 transcriptomics)</w:t>
       </w:r>
       <w:r>
         <w:t xml:space="preserve"> </w:t>
@@ -2229,10 +2197,16 @@
         <w:t xml:space="preserve"> </w:t>
       </w:r>
       <w:r>
-        <w:t xml:space="preserve">2013;</w:t>
-      </w:r>
-      <w:r>
-        <w:t xml:space="preserve"> </w:t>
+        <w:t xml:space="preserve">2013; Paul et al. 2013)</w:t>
+      </w:r>
+      <w:r>
+        <w:t xml:space="preserve">. The mission’s companion proteome (OSD-16)</w:t>
+      </w:r>
+      <w:r>
+        <w:t xml:space="preserve"> </w:t>
+      </w:r>
+      <w:r>
+        <w:t xml:space="preserve">(</w:t>
       </w:r>
       <w:r>
         <w:rPr>
@@ -2261,10 +2235,13 @@
         <w:t xml:space="preserve"> </w:t>
       </w:r>
       <w:r>
-        <w:t xml:space="preserve">2015; Paul et al. 2013; Ferl et al. 2015)</w:t>
-      </w:r>
-      <w:r>
-        <w:t xml:space="preserve">. Unlike sealed BRIC canisters, ABRS featured forced-air circulation fans, catalytic ethylene/VOC scrubbers, and active environmental monitoring replicating the ISS Destiny module atmosphere (</w:t>
+        <w:t xml:space="preserve">2015; Ferl et al. 2015)</w:t>
+      </w:r>
+      <w:r>
+        <w:t xml:space="preserve"> </w:t>
+      </w:r>
+      <w:r>
+        <w:t xml:space="preserve">is not analysed here: OSDR holds only its raw iTRAQ spectra, with no processed or differential tables, and we did not obtain the published differential-protein table. Every ABRS result below therefore rests on the transcriptome alone. Unlike sealed BRIC canisters, ABRS featured forced-air circulation fans, catalytic ethylene/VOC scrubbers, and active environmental monitoring replicating the ISS Destiny module atmosphere (</w:t>
       </w:r>
       <m:oMath>
         <m:sSub>
@@ -3644,7 +3621,7 @@
         <w:pStyle w:val="FirstParagraph"/>
       </w:pPr>
       <w:r>
-        <w:t xml:space="preserve">The reconciliation of sealed BRIC-LED and ventilated ABRS multi-omics data resolves a decades-old puzzle in plant space biology. The extreme cellular stress frequently reported in spaceflight experiments—most notably the induction of the unfolded protein response and broad metabolic collapse</w:t>
+        <w:t xml:space="preserve">The reconciliation of the sealed BRIC-LED multi-omics data with the ventilated ABRS transcriptome resolves a decades-old puzzle in plant space biology. The extreme cellular stress frequently reported in spaceflight experiments—most notably the induction of the unfolded protein response and broad metabolic collapse</w:t>
       </w:r>
       <w:r>
         <w:t xml:space="preserve"> </w:t>
@@ -4963,7 +4940,7 @@
         </w:r>
       </w:hyperlink>
       <w:r>
-        <w:t xml:space="preserve">): OSD-522, OSD-38, OSD-321, OSD-678, OSD-427, OSD-7, and OSD-16. Processed tables, operating points, and full PaintOmics upload files are available in the project repository.</w:t>
+        <w:t xml:space="preserve">): OSD-522, OSD-38, OSD-321, OSD-678, OSD-427, and OSD-7. Processed tables, operating points, and full PaintOmics upload files are available in the project repository.</w:t>
       </w:r>
     </w:p>
     <w:p>
@@ -6600,13 +6577,13 @@
                 <w:i/>
                 <w:iCs/>
               </w:rPr>
-              <w:t xml:space="preserve">Companion Proteomics:</w:t>
+              <w:t xml:space="preserve">Not analysed:</w:t>
             </w:r>
             <w:r>
               <w:t xml:space="preserve"> </w:t>
             </w:r>
             <w:r>
-              <w:t xml:space="preserve">OSD-16 (ABRS iTRAQ proteomics; qualitative audit in T10).</w:t>
+              <w:t xml:space="preserve">OSD-16 (ABRS companion proteome; OSDR holds raw iTRAQ spectra only).</w:t>
             </w:r>
           </w:p>
         </w:tc>
@@ -6697,14 +6674,14 @@
       <w:r>
         <w:drawing>
           <wp:inline>
-            <wp:extent cx="4907280" cy="2819606"/>
+            <wp:extent cx="4907280" cy="2821536"/>
             <wp:effectExtent b="0" l="0" r="0" t="0"/>
             <wp:docPr descr="" title="" id="28" name="Picture"/>
             <a:graphic>
               <a:graphicData uri="http://schemas.openxmlformats.org/drawingml/2006/picture">
                 <pic:pic>
                   <pic:nvPicPr>
-                    <pic:cNvPr descr="fig01_hardware_atmosphere.pdf" id="29" name="Picture"/>
+                    <pic:cNvPr descr="fig01_hardware_atmosphere.png" id="29" name="Picture"/>
                     <pic:cNvPicPr>
                       <a:picLocks noChangeArrowheads="1" noChangeAspect="1"/>
                     </pic:cNvPicPr>
@@ -6718,7 +6695,7 @@
                   <pic:spPr bwMode="auto">
                     <a:xfrm>
                       <a:off x="0" y="0"/>
-                      <a:ext cx="4907280" cy="2819606"/>
+                      <a:ext cx="4907280" cy="2821536"/>
                     </a:xfrm>
                     <a:prstGeom prst="rect">
                       <a:avLst/>
@@ -6813,14 +6790,14 @@
       <w:r>
         <w:drawing>
           <wp:inline>
-            <wp:extent cx="4907280" cy="3939647"/>
+            <wp:extent cx="4907280" cy="3943814"/>
             <wp:effectExtent b="0" l="0" r="0" t="0"/>
             <wp:docPr descr="" title="" id="32" name="Picture"/>
             <a:graphic>
               <a:graphicData uri="http://schemas.openxmlformats.org/drawingml/2006/picture">
                 <pic:pic>
                   <pic:nvPicPr>
-                    <pic:cNvPr descr="fig02_fvcb_operating_points.pdf" id="33" name="Picture"/>
+                    <pic:cNvPr descr="fig02_fvcb_operating_points.png" id="33" name="Picture"/>
                     <pic:cNvPicPr>
                       <a:picLocks noChangeArrowheads="1" noChangeAspect="1"/>
                     </pic:cNvPicPr>
@@ -6834,7 +6811,7 @@
                   <pic:spPr bwMode="auto">
                     <a:xfrm>
                       <a:off x="0" y="0"/>
-                      <a:ext cx="4907280" cy="3939647"/>
+                      <a:ext cx="4907280" cy="3943814"/>
                     </a:xfrm>
                     <a:prstGeom prst="rect">
                       <a:avLst/>
@@ -6959,14 +6936,14 @@
       <w:r>
         <w:drawing>
           <wp:inline>
-            <wp:extent cx="4907280" cy="3173427"/>
+            <wp:extent cx="4907280" cy="3179902"/>
             <wp:effectExtent b="0" l="0" r="0" t="0"/>
             <wp:docPr descr="" title="" id="36" name="Picture"/>
             <a:graphic>
               <a:graphicData uri="http://schemas.openxmlformats.org/drawingml/2006/picture">
                 <pic:pic>
                   <pic:nvPicPr>
-                    <pic:cNvPr descr="fig03_predicted_metabolome.pdf" id="37" name="Picture"/>
+                    <pic:cNvPr descr="fig03_predicted_metabolome.png" id="37" name="Picture"/>
                     <pic:cNvPicPr>
                       <a:picLocks noChangeArrowheads="1" noChangeAspect="1"/>
                     </pic:cNvPicPr>
@@ -6980,7 +6957,7 @@
                   <pic:spPr bwMode="auto">
                     <a:xfrm>
                       <a:off x="0" y="0"/>
-                      <a:ext cx="4907280" cy="3173427"/>
+                      <a:ext cx="4907280" cy="3179902"/>
                     </a:xfrm>
                     <a:prstGeom prst="rect">
                       <a:avLst/>
@@ -7056,14 +7033,14 @@
       <w:r>
         <w:drawing>
           <wp:inline>
-            <wp:extent cx="4907280" cy="4122115"/>
+            <wp:extent cx="4907280" cy="4124888"/>
             <wp:effectExtent b="0" l="0" r="0" t="0"/>
             <wp:docPr descr="" title="" id="40" name="Picture"/>
             <a:graphic>
               <a:graphicData uri="http://schemas.openxmlformats.org/drawingml/2006/picture">
                 <pic:pic>
                   <pic:nvPicPr>
-                    <pic:cNvPr descr="fig04_osd522_omics.pdf" id="41" name="Picture"/>
+                    <pic:cNvPr descr="fig04_osd522_omics.png" id="41" name="Picture"/>
                     <pic:cNvPicPr>
                       <a:picLocks noChangeArrowheads="1" noChangeAspect="1"/>
                     </pic:cNvPicPr>
@@ -7077,7 +7054,7 @@
                   <pic:spPr bwMode="auto">
                     <a:xfrm>
                       <a:off x="0" y="0"/>
-                      <a:ext cx="4907280" cy="4122115"/>
+                      <a:ext cx="4907280" cy="4124888"/>
                     </a:xfrm>
                     <a:prstGeom prst="rect">
                       <a:avLst/>
@@ -7125,14 +7102,14 @@
       <w:r>
         <w:drawing>
           <wp:inline>
-            <wp:extent cx="4907280" cy="2348939"/>
+            <wp:extent cx="4907280" cy="2353134"/>
             <wp:effectExtent b="0" l="0" r="0" t="0"/>
             <wp:docPr descr="" title="" id="44" name="Picture"/>
             <a:graphic>
               <a:graphicData uri="http://schemas.openxmlformats.org/drawingml/2006/picture">
                 <pic:pic>
                   <pic:nvPicPr>
-                    <pic:cNvPr descr="fig05_blind_test.pdf" id="45" name="Picture"/>
+                    <pic:cNvPr descr="fig05_blind_test.png" id="45" name="Picture"/>
                     <pic:cNvPicPr>
                       <a:picLocks noChangeArrowheads="1" noChangeAspect="1"/>
                     </pic:cNvPicPr>
@@ -7146,7 +7123,7 @@
                   <pic:spPr bwMode="auto">
                     <a:xfrm>
                       <a:off x="0" y="0"/>
-                      <a:ext cx="4907280" cy="2348939"/>
+                      <a:ext cx="4907280" cy="2353134"/>
                     </a:xfrm>
                     <a:prstGeom prst="rect">
                       <a:avLst/>
@@ -7182,14 +7159,14 @@
       <w:r>
         <w:drawing>
           <wp:inline>
-            <wp:extent cx="4907280" cy="2682524"/>
+            <wp:extent cx="4907280" cy="2686274"/>
             <wp:effectExtent b="0" l="0" r="0" t="0"/>
             <wp:docPr descr="" title="" id="48" name="Picture"/>
             <a:graphic>
               <a:graphicData uri="http://schemas.openxmlformats.org/drawingml/2006/picture">
                 <pic:pic>
                   <pic:nvPicPr>
-                    <pic:cNvPr descr="fig06_paintomics.pdf" id="49" name="Picture"/>
+                    <pic:cNvPr descr="fig06_paintomics.png" id="49" name="Picture"/>
                     <pic:cNvPicPr>
                       <a:picLocks noChangeArrowheads="1" noChangeAspect="1"/>
                     </pic:cNvPicPr>
@@ -7203,7 +7180,7 @@
                   <pic:spPr bwMode="auto">
                     <a:xfrm>
                       <a:off x="0" y="0"/>
-                      <a:ext cx="4907280" cy="2682524"/>
+                      <a:ext cx="4907280" cy="2686274"/>
                     </a:xfrm>
                     <a:prstGeom prst="rect">
                       <a:avLst/>
@@ -7295,14 +7272,14 @@
       <w:r>
         <w:drawing>
           <wp:inline>
-            <wp:extent cx="4907280" cy="3605509"/>
+            <wp:extent cx="4907280" cy="3607626"/>
             <wp:effectExtent b="0" l="0" r="0" t="0"/>
             <wp:docPr descr="" title="" id="52" name="Picture"/>
             <a:graphic>
               <a:graphicData uri="http://schemas.openxmlformats.org/drawingml/2006/picture">
                 <pic:pic>
                   <pic:nvPicPr>
-                    <pic:cNvPr descr="fig07_hardware_ladder.pdf" id="53" name="Picture"/>
+                    <pic:cNvPr descr="fig07_hardware_ladder.png" id="53" name="Picture"/>
                     <pic:cNvPicPr>
                       <a:picLocks noChangeArrowheads="1" noChangeAspect="1"/>
                     </pic:cNvPicPr>
@@ -7316,7 +7293,7 @@
                   <pic:spPr bwMode="auto">
                     <a:xfrm>
                       <a:off x="0" y="0"/>
-                      <a:ext cx="4907280" cy="3605509"/>
+                      <a:ext cx="4907280" cy="3607626"/>
                     </a:xfrm>
                     <a:prstGeom prst="rect">
                       <a:avLst/>
@@ -7352,14 +7329,14 @@
       <w:r>
         <w:drawing>
           <wp:inline>
-            <wp:extent cx="4907280" cy="1915251"/>
+            <wp:extent cx="4907280" cy="1924756"/>
             <wp:effectExtent b="0" l="0" r="0" t="0"/>
             <wp:docPr descr="" title="" id="56" name="Picture"/>
             <a:graphic>
               <a:graphicData uri="http://schemas.openxmlformats.org/drawingml/2006/picture">
                 <pic:pic>
                   <pic:nvPicPr>
-                    <pic:cNvPr descr="fig08_implications.pdf" id="57" name="Picture"/>
+                    <pic:cNvPr descr="fig08_implications.png" id="57" name="Picture"/>
                     <pic:cNvPicPr>
                       <a:picLocks noChangeArrowheads="1" noChangeAspect="1"/>
                     </pic:cNvPicPr>
@@ -7373,7 +7350,7 @@
                   <pic:spPr bwMode="auto">
                     <a:xfrm>
                       <a:off x="0" y="0"/>
-                      <a:ext cx="4907280" cy="1915251"/>
+                      <a:ext cx="4907280" cy="1924756"/>
                     </a:xfrm>
                     <a:prstGeom prst="rect">
                       <a:avLst/>
@@ -7409,14 +7386,14 @@
       <w:r>
         <w:drawing>
           <wp:inline>
-            <wp:extent cx="5067300" cy="3502741"/>
+            <wp:extent cx="5067300" cy="3504252"/>
             <wp:effectExtent b="0" l="0" r="0" t="0"/>
             <wp:docPr descr="" title="" id="60" name="Picture"/>
             <a:graphic>
               <a:graphicData uri="http://schemas.openxmlformats.org/drawingml/2006/picture">
                 <pic:pic>
                   <pic:nvPicPr>
-                    <pic:cNvPr descr="fig09_abrs_comparison.pdf" id="61" name="Picture"/>
+                    <pic:cNvPr descr="fig09_abrs_comparison.png" id="61" name="Picture"/>
                     <pic:cNvPicPr>
                       <a:picLocks noChangeArrowheads="1" noChangeAspect="1"/>
                     </pic:cNvPicPr>
@@ -7430,7 +7407,7 @@
                   <pic:spPr bwMode="auto">
                     <a:xfrm>
                       <a:off x="0" y="0"/>
-                      <a:ext cx="5067300" cy="3502741"/>
+                      <a:ext cx="5067300" cy="3504252"/>
                     </a:xfrm>
                     <a:prstGeom prst="rect">
                       <a:avLst/>

--- a/manuscript/latex/main.docx
+++ b/manuscript/latex/main.docx
@@ -610,7 +610,7 @@
         <w:t xml:space="preserve"> </w:t>
       </w:r>
       <w:r>
-        <w:t xml:space="preserve">28.3 % in ventilated hardware at ambient CO</w:t>
+        <w:t xml:space="preserve">28.5 % in ventilated hardware at ambient CO</w:t>
       </w:r>
       <m:oMath>
         <m:sSub>
@@ -801,13 +801,13 @@
         <w:t xml:space="preserve"> </w:t>
       </w:r>
       <w:r>
-        <w:t xml:space="preserve">What survives is a persistent proportional assimilation deficit of about 5 % at leaf scale,</w:t>
-      </w:r>
-      <w:r>
-        <w:t xml:space="preserve"> </w:t>
-      </w:r>
-      <w:r>
-        <w:t xml:space="preserve">7 % at rosette scale and 9 % in a dense canopy, nearly independent of where in the</w:t>
+        <w:t xml:space="preserve">What survives is a persistent proportional assimilation deficit of 5–7 % at leaf scale,</w:t>
+      </w:r>
+      <w:r>
+        <w:t xml:space="preserve"> </w:t>
+      </w:r>
+      <w:r>
+        <w:t xml:space="preserve">7–9 % at rosette scale and 26–29 % in a dense canopy, nearly independent of where in the</w:t>
       </w:r>
       <w:r>
         <w:t xml:space="preserve"> </w:t>
@@ -899,7 +899,7 @@
         <w:t xml:space="preserve"> </w:t>
       </w:r>
       <w:r>
-        <w:t xml:space="preserve">sealed-versus-ventilated hardware effect is 25 times the flight-versus-ground effect</w:t>
+        <w:t xml:space="preserve">sealed-versus-ventilated hardware effect is 22 times the flight-versus-ground effect</w:t>
       </w:r>
       <w:r>
         <w:t xml:space="preserve"> </w:t>
@@ -1853,7 +1853,13 @@
         </w:r>
       </w:hyperlink>
       <w:r>
-        <w:t xml:space="preserve">), 97–100 % of genes, 97 % of proteins and all 21 predicted</w:t>
+        <w:t xml:space="preserve">; the metabolite layer submitted predates the current</w:t>
+      </w:r>
+      <w:r>
+        <w:t xml:space="preserve"> </w:t>
+      </w:r>
+      <w:r>
+        <w:t xml:space="preserve">boundary-layer conductances, see Limitations), 97–100 % of genes, 97 % of proteins and all 21 predicted</w:t>
       </w:r>
       <w:r>
         <w:t xml:space="preserve"> </w:t>
@@ -3070,39 +3076,82 @@
         <w:t xml:space="preserve"> </w:t>
       </w:r>
       <w:r>
-        <w:t xml:space="preserve">not describe how the CARA plates were sealed. The boundary-layer conductances come from a</w:t>
-      </w:r>
-      <w:r>
-        <w:t xml:space="preserve"> </w:t>
-      </w:r>
-      <w:r>
-        <w:t xml:space="preserve">LunarLeaf-CFD export that predates its steady-state re-run, which lowered microgravity</w:t>
-      </w:r>
-      <w:r>
-        <w:t xml:space="preserve"> </w:t>
+        <w:t xml:space="preserve">not describe how the CARA plates were sealed. The PaintOmics jobs were run before the</w:t>
+      </w:r>
+      <w:r>
+        <w:t xml:space="preserve"> </w:t>
+      </w:r>
+      <w:r>
+        <w:t xml:space="preserve">boundary-layer conductances were updated to LunarLeaf-CFD’s steady-state export, on a</w:t>
+      </w:r>
+      <w:r>
+        <w:t xml:space="preserve"> </w:t>
+      </w:r>
+      <w:r>
+        <w:t xml:space="preserve">predicted metabolite layer with a flight-versus-ground photosynthate log</w:t>
       </w:r>
       <m:oMath>
         <m:sSub>
           <m:e>
             <m:r>
-              <m:t>g</m:t>
+              <m:t>​</m:t>
             </m:r>
           </m:e>
           <m:sub>
             <m:r>
-              <m:t>b</m:t>
-            </m:r>
-            <m:r>
-              <m:t>l</m:t>
+              <m:t>2</m:t>
             </m:r>
           </m:sub>
         </m:sSub>
       </m:oMath>
       <w:r>
-        <w:t xml:space="preserve"> </w:t>
-      </w:r>
-      <w:r>
-        <w:t xml:space="preserve">at every scale; the 5–9 % deficit has not been recomputed with it. The intended ventilated proteome arm does not exist, because OSD-16 has no processed</w:t>
+        <w:t xml:space="preserve">FC of</w:t>
+      </w:r>
+      <w:r>
+        <w:t xml:space="preserve"> </w:t>
+      </w:r>
+      <m:oMath>
+        <m:r>
+          <m:rPr>
+            <m:sty m:val="p"/>
+          </m:rPr>
+          <m:t>−</m:t>
+        </m:r>
+        <m:r>
+          <m:t>0.114</m:t>
+        </m:r>
+      </m:oMath>
+      <w:r>
+        <w:t xml:space="preserve"> </w:t>
+      </w:r>
+      <w:r>
+        <w:t xml:space="preserve">against</w:t>
+      </w:r>
+      <w:r>
+        <w:t xml:space="preserve"> </w:t>
+      </w:r>
+      <m:oMath>
+        <m:r>
+          <m:rPr>
+            <m:sty m:val="p"/>
+          </m:rPr>
+          <m:t>−</m:t>
+        </m:r>
+        <m:r>
+          <m:t>0.131</m:t>
+        </m:r>
+      </m:oMath>
+      <w:r>
+        <w:t xml:space="preserve"> </w:t>
+      </w:r>
+      <w:r>
+        <w:t xml:space="preserve">now; the same thirteen compounds pass the submission threshold, but the</w:t>
+      </w:r>
+      <w:r>
+        <w:t xml:space="preserve"> </w:t>
+      </w:r>
+      <w:r>
+        <w:t xml:space="preserve">jobs have not been re-run on the current values. The intended ventilated proteome arm does not exist, because OSD-16 has no processed</w:t>
       </w:r>
       <w:r>
         <w:t xml:space="preserve"> </w:t>
@@ -3222,7 +3271,13 @@
         <w:t xml:space="preserve"> </w:t>
       </w:r>
       <w:r>
-        <w:t xml:space="preserve">deficit at under 3 % at every canopy scale, growing as CO</w:t>
+        <w:t xml:space="preserve">deficit at under 3 % at leaf and rosette scale and up to 11 % in a dense canopy,</w:t>
+      </w:r>
+      <w:r>
+        <w:t xml:space="preserve"> </w:t>
+      </w:r>
+      <w:r>
+        <w:t xml:space="preserve">growing as CO</w:t>
       </w:r>
       <m:oMath>
         <m:sSub>
@@ -3242,13 +3297,7 @@
         <w:t xml:space="preserve"> </w:t>
       </w:r>
       <w:r>
-        <w:t xml:space="preserve">falls rather than holding</w:t>
-      </w:r>
-      <w:r>
-        <w:t xml:space="preserve"> </w:t>
-      </w:r>
-      <w:r>
-        <w:t xml:space="preserve">flat. The direction of each prediction is unchanged, but the magnitudes in</w:t>
+        <w:t xml:space="preserve">falls rather than holding flat. The direction of each prediction is unchanged, but the magnitudes in</w:t>
       </w:r>
       <w:r>
         <w:t xml:space="preserve"> </w:t>
@@ -3650,7 +3699,31 @@
         <w:t xml:space="preserve">(Barker, n.d.)</w:t>
       </w:r>
       <w:r>
-        <w:t xml:space="preserve">, and the enclosure drawdown time and 12 h carbon</w:t>
+        <w:t xml:space="preserve">, from its steady-state export (commit</w:t>
+      </w:r>
+      <w:r>
+        <w:t xml:space="preserve"> </w:t>
+      </w:r>
+      <w:r>
+        <w:rPr>
+          <w:rStyle w:val="VerbatimChar"/>
+        </w:rPr>
+        <w:t xml:space="preserve">e298785</w:t>
+      </w:r>
+      <w:r>
+        <w:t xml:space="preserve">, regenerated with</w:t>
+      </w:r>
+      <w:r>
+        <w:t xml:space="preserve"> </w:t>
+      </w:r>
+      <w:r>
+        <w:rPr>
+          <w:rStyle w:val="VerbatimChar"/>
+        </w:rPr>
+        <w:t xml:space="preserve">validation/export_cfd.ts</w:t>
+      </w:r>
+      <w:r>
+        <w:t xml:space="preserve">), and the enclosure drawdown time and 12 h carbon</w:t>
       </w:r>
       <w:r>
         <w:t xml:space="preserve"> </w:t>
@@ -4379,7 +4452,7 @@
               <w:jc w:val="right"/>
             </w:pPr>
             <w:r>
-              <w:t xml:space="preserve">0.291</w:t>
+              <w:t xml:space="preserve">0.272</w:t>
             </w:r>
           </w:p>
         </w:tc>
@@ -4403,7 +4476,7 @@
               <w:jc w:val="right"/>
             </w:pPr>
             <w:r>
-              <w:t xml:space="preserve">73.9</w:t>
+              <w:t xml:space="preserve">73.6</w:t>
             </w:r>
           </w:p>
         </w:tc>
@@ -4427,7 +4500,7 @@
               <w:jc w:val="right"/>
             </w:pPr>
             <w:r>
-              <w:t xml:space="preserve">2.22</w:t>
+              <w:t xml:space="preserve">2.20</w:t>
             </w:r>
           </w:p>
         </w:tc>
@@ -4453,7 +4526,7 @@
               <w:jc w:val="right"/>
             </w:pPr>
             <w:r>
-              <w:t xml:space="preserve">0.291</w:t>
+              <w:t xml:space="preserve">0.272</w:t>
             </w:r>
           </w:p>
         </w:tc>
@@ -4477,7 +4550,7 @@
               <w:jc w:val="right"/>
             </w:pPr>
             <w:r>
-              <w:t xml:space="preserve">216.9</w:t>
+              <w:t xml:space="preserve">215.0</w:t>
             </w:r>
           </w:p>
         </w:tc>
@@ -4489,7 +4562,7 @@
               <w:jc w:val="right"/>
             </w:pPr>
             <w:r>
-              <w:t xml:space="preserve">28.3</w:t>
+              <w:t xml:space="preserve">28.5</w:t>
             </w:r>
           </w:p>
         </w:tc>
@@ -4501,7 +4574,7 @@
               <w:jc w:val="right"/>
             </w:pPr>
             <w:r>
-              <w:t xml:space="preserve">15.56</w:t>
+              <w:t xml:space="preserve">15.40</w:t>
             </w:r>
           </w:p>
         </w:tc>

--- a/manuscript/latex/main.docx
+++ b/manuscript/latex/main.docx
@@ -3634,7 +3634,7 @@
     </w:p>
     <w:bookmarkEnd w:id="18"/>
     <w:bookmarkEnd w:id="19"/>
-    <w:bookmarkStart w:id="76" w:name="sec:methods"/>
+    <w:bookmarkStart w:id="78" w:name="sec:methods"/>
     <w:p>
       <w:pPr>
         <w:pStyle w:val="Heading1"/>
@@ -3960,7 +3960,10 @@
         <w:t xml:space="preserve"> </w:t>
       </w:r>
       <w:r>
-        <w:t xml:space="preserve">(</w:t>
+        <w:t xml:space="preserve">(Kanehisa and Goto 2000;</w:t>
+      </w:r>
+      <w:r>
+        <w:t xml:space="preserve"> </w:t>
       </w:r>
       <w:r>
         <w:rPr>
@@ -5148,7 +5151,7 @@
       <w:r>
         <w:drawing>
           <wp:inline>
-            <wp:extent cx="5334000" cy="3066887"/>
+            <wp:extent cx="5334000" cy="3376827"/>
             <wp:effectExtent b="0" l="0" r="0" t="0"/>
             <wp:docPr descr="" title="" id="23" name="Picture"/>
             <a:graphic>
@@ -5169,7 +5172,7 @@
                   <pic:spPr bwMode="auto">
                     <a:xfrm>
                       <a:off x="0" y="0"/>
-                      <a:ext cx="5334000" cy="3066887"/>
+                      <a:ext cx="5334000" cy="3376827"/>
                     </a:xfrm>
                     <a:prstGeom prst="rect">
                       <a:avLst/>
@@ -5741,7 +5744,7 @@
       </w:r>
     </w:p>
     <w:bookmarkEnd w:id="53"/>
-    <w:bookmarkStart w:id="75" w:name="refs"/>
+    <w:bookmarkStart w:id="77" w:name="refs"/>
     <w:bookmarkStart w:id="55" w:name="ref-lunarleaf"/>
     <w:p>
       <w:pPr>
@@ -6194,40 +6197,104 @@
       </w:r>
     </w:p>
     <w:bookmarkEnd w:id="65"/>
-    <w:bookmarkStart w:id="67" w:name="ref-kegg"/>
+    <w:bookmarkStart w:id="67" w:name="ref-kanehisa2000"/>
     <w:p>
       <w:pPr>
         <w:pStyle w:val="Bibliography"/>
       </w:pPr>
       <w:r>
-        <w:rPr>
-          <w:i/>
-          <w:iCs/>
-        </w:rPr>
+        <w:t xml:space="preserve">Kanehisa, M., and S. Goto. 2000.</w:t>
+      </w:r>
+      <w:r>
+        <w:t xml:space="preserve"> </w:t>
+      </w:r>
+      <w:r>
+        <w:t xml:space="preserve">“</w:t>
+      </w:r>
+      <w:r>
         <w:t xml:space="preserve">KEGG</w:t>
       </w:r>
       <w:r>
-        <w:rPr>
-          <w:i/>
-          <w:iCs/>
-        </w:rPr>
         <w:t xml:space="preserve">:</w:t>
       </w:r>
       <w:r>
-        <w:rPr>
-          <w:i/>
-          <w:iCs/>
-        </w:rPr>
-        <w:t xml:space="preserve"> </w:t>
-      </w:r>
-      <w:r>
-        <w:rPr>
-          <w:i/>
-          <w:iCs/>
-        </w:rPr>
+        <w:t xml:space="preserve"> </w:t>
+      </w:r>
+      <w:r>
         <w:t xml:space="preserve">Kyoto</w:t>
       </w:r>
       <w:r>
+        <w:t xml:space="preserve"> </w:t>
+      </w:r>
+      <w:r>
+        <w:t xml:space="preserve">Encyclopedia of Genes and Genomes.”</w:t>
+      </w:r>
+      <w:r>
+        <w:t xml:space="preserve"> </w:t>
+      </w:r>
+      <w:r>
+        <w:rPr>
+          <w:i/>
+          <w:iCs/>
+        </w:rPr>
+        <w:t xml:space="preserve">Nucleic Acids Research</w:t>
+      </w:r>
+      <w:r>
+        <w:t xml:space="preserve"> </w:t>
+      </w:r>
+      <w:r>
+        <w:t xml:space="preserve">28 (1): 27–30.</w:t>
+      </w:r>
+      <w:r>
+        <w:t xml:space="preserve"> </w:t>
+      </w:r>
+      <w:hyperlink r:id="rId66">
+        <w:r>
+          <w:rPr>
+            <w:rStyle w:val="Hyperlink"/>
+          </w:rPr>
+          <w:t xml:space="preserve">https://doi.org/10.1093/nar/28.1.27</w:t>
+        </w:r>
+      </w:hyperlink>
+      <w:r>
+        <w:t xml:space="preserve">.</w:t>
+      </w:r>
+    </w:p>
+    <w:bookmarkEnd w:id="67"/>
+    <w:bookmarkStart w:id="69" w:name="ref-kegg"/>
+    <w:p>
+      <w:pPr>
+        <w:pStyle w:val="Bibliography"/>
+      </w:pPr>
+      <w:r>
+        <w:rPr>
+          <w:i/>
+          <w:iCs/>
+        </w:rPr>
+        <w:t xml:space="preserve">KEGG</w:t>
+      </w:r>
+      <w:r>
+        <w:rPr>
+          <w:i/>
+          <w:iCs/>
+        </w:rPr>
+        <w:t xml:space="preserve">:</w:t>
+      </w:r>
+      <w:r>
+        <w:rPr>
+          <w:i/>
+          <w:iCs/>
+        </w:rPr>
+        <w:t xml:space="preserve"> </w:t>
+      </w:r>
+      <w:r>
+        <w:rPr>
+          <w:i/>
+          <w:iCs/>
+        </w:rPr>
+        <w:t xml:space="preserve">Kyoto</w:t>
+      </w:r>
+      <w:r>
         <w:rPr>
           <w:i/>
           <w:iCs/>
@@ -6247,7 +6314,7 @@
       <w:r>
         <w:t xml:space="preserve"> </w:t>
       </w:r>
-      <w:hyperlink r:id="rId66">
+      <w:hyperlink r:id="rId68">
         <w:r>
           <w:rPr>
             <w:rStyle w:val="Hyperlink"/>
@@ -6259,8 +6326,8 @@
         <w:t xml:space="preserve">.</w:t>
       </w:r>
     </w:p>
-    <w:bookmarkEnd w:id="67"/>
-    <w:bookmarkStart w:id="68" w:name="ref-osd678"/>
+    <w:bookmarkEnd w:id="69"/>
+    <w:bookmarkStart w:id="70" w:name="ref-osd678"/>
     <w:p>
       <w:pPr>
         <w:pStyle w:val="Bibliography"/>
@@ -6306,8 +6373,8 @@
         <w:t xml:space="preserve">. 2023. NASA Open Science Data Repository, OSD-678 (CARA).</w:t>
       </w:r>
     </w:p>
-    <w:bookmarkEnd w:id="68"/>
-    <w:bookmarkStart w:id="70" w:name="ref-paintomics4"/>
+    <w:bookmarkEnd w:id="70"/>
+    <w:bookmarkStart w:id="72" w:name="ref-paintomics4"/>
     <w:p>
       <w:pPr>
         <w:pStyle w:val="Bibliography"/>
@@ -6349,7 +6416,7 @@
       <w:r>
         <w:t xml:space="preserve"> </w:t>
       </w:r>
-      <w:hyperlink r:id="rId69">
+      <w:hyperlink r:id="rId71">
         <w:r>
           <w:rPr>
             <w:rStyle w:val="Hyperlink"/>
@@ -6361,8 +6428,8 @@
         <w:t xml:space="preserve">.</w:t>
       </w:r>
     </w:p>
-    <w:bookmarkEnd w:id="70"/>
-    <w:bookmarkStart w:id="72" w:name="ref-pydeseq2"/>
+    <w:bookmarkEnd w:id="72"/>
+    <w:bookmarkStart w:id="74" w:name="ref-pydeseq2"/>
     <w:p>
       <w:pPr>
         <w:pStyle w:val="Bibliography"/>
@@ -6410,7 +6477,7 @@
       <w:r>
         <w:t xml:space="preserve"> </w:t>
       </w:r>
-      <w:hyperlink r:id="rId71">
+      <w:hyperlink r:id="rId73">
         <w:r>
           <w:rPr>
             <w:rStyle w:val="Hyperlink"/>
@@ -6422,8 +6489,8 @@
         <w:t xml:space="preserve">.</w:t>
       </w:r>
     </w:p>
-    <w:bookmarkEnd w:id="72"/>
-    <w:bookmarkStart w:id="73" w:name="ref-osd38"/>
+    <w:bookmarkEnd w:id="74"/>
+    <w:bookmarkStart w:id="75" w:name="ref-osd38"/>
     <w:p>
       <w:pPr>
         <w:pStyle w:val="Bibliography"/>
@@ -6469,8 +6536,8 @@
         <w:t xml:space="preserve">. 2015. NASA Open Science Data Repository, OSD-38 (BRIC-20).</w:t>
       </w:r>
     </w:p>
-    <w:bookmarkEnd w:id="73"/>
-    <w:bookmarkStart w:id="74" w:name="ref-osd321"/>
+    <w:bookmarkEnd w:id="75"/>
+    <w:bookmarkStart w:id="76" w:name="ref-osd321"/>
     <w:p>
       <w:pPr>
         <w:pStyle w:val="Bibliography"/>
@@ -6502,9 +6569,9 @@
         <w:t xml:space="preserve">. 2021. NASA Open Science Data Repository, OSD-321 (BRIC-22).</w:t>
       </w:r>
     </w:p>
-    <w:bookmarkEnd w:id="74"/>
-    <w:bookmarkEnd w:id="75"/>
     <w:bookmarkEnd w:id="76"/>
+    <w:bookmarkEnd w:id="77"/>
+    <w:bookmarkEnd w:id="78"/>
     <w:sectPr>
       <w:footnotePr>
         <w:numRestart w:val="eachSect"/>

--- a/manuscript/latex/main.docx
+++ b/manuscript/latex/main.docx
@@ -1853,13 +1853,7 @@
         </w:r>
       </w:hyperlink>
       <w:r>
-        <w:t xml:space="preserve">; the metabolite layer submitted predates the current</w:t>
-      </w:r>
-      <w:r>
-        <w:t xml:space="preserve"> </w:t>
-      </w:r>
-      <w:r>
-        <w:t xml:space="preserve">boundary-layer conductances, see Limitations), 97–100 % of genes, 97 % of proteins and all 21 predicted</w:t>
+        <w:t xml:space="preserve">), 97–100 % of genes, 97 % of proteins and all 21 predicted</w:t>
       </w:r>
       <w:r>
         <w:t xml:space="preserve"> </w:t>
@@ -3076,82 +3070,7 @@
         <w:t xml:space="preserve"> </w:t>
       </w:r>
       <w:r>
-        <w:t xml:space="preserve">not describe how the CARA plates were sealed. The PaintOmics jobs were run before the</w:t>
-      </w:r>
-      <w:r>
-        <w:t xml:space="preserve"> </w:t>
-      </w:r>
-      <w:r>
-        <w:t xml:space="preserve">boundary-layer conductances were updated to LunarLeaf-CFD’s steady-state export, on a</w:t>
-      </w:r>
-      <w:r>
-        <w:t xml:space="preserve"> </w:t>
-      </w:r>
-      <w:r>
-        <w:t xml:space="preserve">predicted metabolite layer with a flight-versus-ground photosynthate log</w:t>
-      </w:r>
-      <m:oMath>
-        <m:sSub>
-          <m:e>
-            <m:r>
-              <m:t>​</m:t>
-            </m:r>
-          </m:e>
-          <m:sub>
-            <m:r>
-              <m:t>2</m:t>
-            </m:r>
-          </m:sub>
-        </m:sSub>
-      </m:oMath>
-      <w:r>
-        <w:t xml:space="preserve">FC of</w:t>
-      </w:r>
-      <w:r>
-        <w:t xml:space="preserve"> </w:t>
-      </w:r>
-      <m:oMath>
-        <m:r>
-          <m:rPr>
-            <m:sty m:val="p"/>
-          </m:rPr>
-          <m:t>−</m:t>
-        </m:r>
-        <m:r>
-          <m:t>0.114</m:t>
-        </m:r>
-      </m:oMath>
-      <w:r>
-        <w:t xml:space="preserve"> </w:t>
-      </w:r>
-      <w:r>
-        <w:t xml:space="preserve">against</w:t>
-      </w:r>
-      <w:r>
-        <w:t xml:space="preserve"> </w:t>
-      </w:r>
-      <m:oMath>
-        <m:r>
-          <m:rPr>
-            <m:sty m:val="p"/>
-          </m:rPr>
-          <m:t>−</m:t>
-        </m:r>
-        <m:r>
-          <m:t>0.131</m:t>
-        </m:r>
-      </m:oMath>
-      <w:r>
-        <w:t xml:space="preserve"> </w:t>
-      </w:r>
-      <w:r>
-        <w:t xml:space="preserve">now; the same thirteen compounds pass the submission threshold, but the</w:t>
-      </w:r>
-      <w:r>
-        <w:t xml:space="preserve"> </w:t>
-      </w:r>
-      <w:r>
-        <w:t xml:space="preserve">jobs have not been re-run on the current values. The intended ventilated proteome arm does not exist, because OSD-16 has no processed</w:t>
+        <w:t xml:space="preserve">not describe how the CARA plates were sealed. The intended ventilated proteome arm does not exist, because OSD-16 has no processed</w:t>
       </w:r>
       <w:r>
         <w:t xml:space="preserve"> </w:t>
@@ -4021,7 +3940,87 @@
         <w:t xml:space="preserve"> </w:t>
       </w:r>
       <w:r>
-        <w:t xml:space="preserve">MapMan, with the optional AI interpretation disabled. PaintOmics reports enrichment but not</w:t>
+        <w:t xml:space="preserve">MapMan, with the optional AI interpretation disabled. The jobs were first run on a metabolite</w:t>
+      </w:r>
+      <w:r>
+        <w:t xml:space="preserve"> </w:t>
+      </w:r>
+      <w:r>
+        <w:t xml:space="preserve">layer predicted from an earlier LunarLeaf-CFD export (photosynthate log</w:t>
+      </w:r>
+      <m:oMath>
+        <m:sSub>
+          <m:e>
+            <m:r>
+              <m:t>​</m:t>
+            </m:r>
+          </m:e>
+          <m:sub>
+            <m:r>
+              <m:t>2</m:t>
+            </m:r>
+          </m:sub>
+        </m:sSub>
+      </m:oMath>
+      <w:r>
+        <w:t xml:space="preserve">FC</w:t>
+      </w:r>
+      <w:r>
+        <w:t xml:space="preserve"> </w:t>
+      </w:r>
+      <m:oMath>
+        <m:r>
+          <m:rPr>
+            <m:sty m:val="p"/>
+          </m:rPr>
+          <m:t>−</m:t>
+        </m:r>
+        <m:r>
+          <m:t>0.114</m:t>
+        </m:r>
+      </m:oMath>
+      <w:r>
+        <w:t xml:space="preserve"> </w:t>
+      </w:r>
+      <w:r>
+        <w:t xml:space="preserve">against</w:t>
+      </w:r>
+      <w:r>
+        <w:t xml:space="preserve"> </w:t>
+      </w:r>
+      <m:oMath>
+        <m:r>
+          <m:rPr>
+            <m:sty m:val="p"/>
+          </m:rPr>
+          <m:t>−</m:t>
+        </m:r>
+        <m:r>
+          <m:t>0.131</m:t>
+        </m:r>
+      </m:oMath>
+      <w:r>
+        <w:t xml:space="preserve"> </w:t>
+      </w:r>
+      <w:r>
+        <w:t xml:space="preserve">now) and resubmitted on the current one; every pathway, per-omic and hub</w:t>
+      </w:r>
+      <w:r>
+        <w:t xml:space="preserve"> </w:t>
+      </w:r>
+      <m:oMath>
+        <m:r>
+          <m:t>p</m:t>
+        </m:r>
+      </m:oMath>
+      <w:r>
+        <w:t xml:space="preserve">-value was</w:t>
+      </w:r>
+      <w:r>
+        <w:t xml:space="preserve"> </w:t>
+      </w:r>
+      <w:r>
+        <w:t xml:space="preserve">identical. PaintOmics reports enrichment but not</w:t>
       </w:r>
       <w:r>
         <w:t xml:space="preserve"> </w:t>

--- a/manuscript/latex/main.docx
+++ b/manuscript/latex/main.docx
@@ -3553,7 +3553,7 @@
     </w:p>
     <w:bookmarkEnd w:id="18"/>
     <w:bookmarkEnd w:id="19"/>
-    <w:bookmarkStart w:id="78" w:name="sec:methods"/>
+    <w:bookmarkStart w:id="79" w:name="sec:methods"/>
     <w:p>
       <w:pPr>
         <w:pStyle w:val="Heading1"/>
@@ -4153,7 +4153,27 @@
         <w:pStyle w:val="BodyText"/>
       </w:pPr>
       <w:r>
-        <w:t xml:space="preserve">TODO insert the repository URL and archived release DOI.</w:t>
+        <w:t xml:space="preserve">The analysis code is available at</w:t>
+      </w:r>
+      <w:r>
+        <w:t xml:space="preserve"> </w:t>
+      </w:r>
+      <w:hyperlink r:id="rId20">
+        <w:r>
+          <w:rPr>
+            <w:rStyle w:val="Hyperlink"/>
+          </w:rPr>
+          <w:t xml:space="preserve">https://github.com/dr-richard-barker/Photorespiration_multiomics_microgravity</w:t>
+        </w:r>
+      </w:hyperlink>
+      <w:r>
+        <w:t xml:space="preserve">.</w:t>
+      </w:r>
+      <w:r>
+        <w:t xml:space="preserve"> </w:t>
+      </w:r>
+      <w:r>
+        <w:t xml:space="preserve">TODO insert the archived release DOI.</w:t>
       </w:r>
     </w:p>
     <w:p>
@@ -4188,7 +4208,7 @@
         <w:t xml:space="preserve">The authors declare no competing interests.</w:t>
       </w:r>
     </w:p>
-    <w:bookmarkStart w:id="20" w:name="tab:operating"/>
+    <w:bookmarkStart w:id="21" w:name="tab:operating"/>
     <w:p>
       <w:pPr>
         <w:pStyle w:val="TableCaption"/>
@@ -4632,9 +4652,9 @@
         </w:tc>
       </w:tr>
     </w:tbl>
-    <w:bookmarkEnd w:id="20"/>
+    <w:bookmarkEnd w:id="21"/>
     <w:p/>
-    <w:bookmarkStart w:id="21" w:name="tab:studies"/>
+    <w:bookmarkStart w:id="22" w:name="tab:studies"/>
     <w:p>
       <w:pPr>
         <w:pStyle w:val="TableCaption"/>
@@ -5141,8 +5161,8 @@
         </w:tc>
       </w:tr>
     </w:tbl>
-    <w:bookmarkEnd w:id="21"/>
-    <w:bookmarkStart w:id="25" w:name="fig:hardware"/>
+    <w:bookmarkEnd w:id="22"/>
+    <w:bookmarkStart w:id="26" w:name="fig:hardware"/>
     <w:p>
       <w:pPr>
         <w:pStyle w:val="CaptionedFigure"/>
@@ -5152,18 +5172,18 @@
           <wp:inline>
             <wp:extent cx="5334000" cy="3376827"/>
             <wp:effectExtent b="0" l="0" r="0" t="0"/>
-            <wp:docPr descr="" title="" id="23" name="Picture"/>
+            <wp:docPr descr="" title="" id="24" name="Picture"/>
             <a:graphic>
               <a:graphicData uri="http://schemas.openxmlformats.org/drawingml/2006/picture">
                 <pic:pic>
                   <pic:nvPicPr>
-                    <pic:cNvPr descr="fig01_hardware_atmosphere.png" id="24" name="Picture"/>
+                    <pic:cNvPr descr="fig01_hardware_atmosphere.png" id="25" name="Picture"/>
                     <pic:cNvPicPr>
                       <a:picLocks noChangeArrowheads="1" noChangeAspect="1"/>
                     </pic:cNvPicPr>
                   </pic:nvPicPr>
                   <pic:blipFill>
-                    <a:blip r:embed="rId22"/>
+                    <a:blip r:embed="rId23"/>
                     <a:stretch>
                       <a:fillRect/>
                     </a:stretch>
@@ -5234,8 +5254,8 @@
         <w:t xml:space="preserve">at the leaf surface, which is defined for all six cases and is the quantity the photosynthesis model consumes; the alternative series in the solver output, the mean over the enclosure volume, exists only for the four closed cases, because a vented enclosure has no closed volume to average.</w:t>
       </w:r>
     </w:p>
-    <w:bookmarkEnd w:id="25"/>
-    <w:bookmarkStart w:id="29" w:name="fig:fvcb"/>
+    <w:bookmarkEnd w:id="26"/>
+    <w:bookmarkStart w:id="30" w:name="fig:fvcb"/>
     <w:p>
       <w:pPr>
         <w:pStyle w:val="CaptionedFigure"/>
@@ -5245,18 +5265,18 @@
           <wp:inline>
             <wp:extent cx="5334000" cy="4070748"/>
             <wp:effectExtent b="0" l="0" r="0" t="0"/>
-            <wp:docPr descr="" title="" id="27" name="Picture"/>
+            <wp:docPr descr="" title="" id="28" name="Picture"/>
             <a:graphic>
               <a:graphicData uri="http://schemas.openxmlformats.org/drawingml/2006/picture">
                 <pic:pic>
                   <pic:nvPicPr>
-                    <pic:cNvPr descr="fig02_fvcb_operating_points.png" id="28" name="Picture"/>
+                    <pic:cNvPr descr="fig02_fvcb_operating_points.png" id="29" name="Picture"/>
                     <pic:cNvPicPr>
                       <a:picLocks noChangeArrowheads="1" noChangeAspect="1"/>
                     </pic:cNvPicPr>
                   </pic:nvPicPr>
                   <pic:blipFill>
-                    <a:blip r:embed="rId26"/>
+                    <a:blip r:embed="rId27"/>
                     <a:stretch>
                       <a:fillRect/>
                     </a:stretch>
@@ -5297,8 +5317,8 @@
         <w:t xml:space="preserve">refutation of our own starting hypothesis.</w:t>
       </w:r>
     </w:p>
-    <w:bookmarkEnd w:id="29"/>
-    <w:bookmarkStart w:id="33" w:name="fig:metabolome"/>
+    <w:bookmarkEnd w:id="30"/>
+    <w:bookmarkStart w:id="34" w:name="fig:metabolome"/>
     <w:p>
       <w:pPr>
         <w:pStyle w:val="CaptionedFigure"/>
@@ -5308,18 +5328,18 @@
           <wp:inline>
             <wp:extent cx="5334000" cy="3456415"/>
             <wp:effectExtent b="0" l="0" r="0" t="0"/>
-            <wp:docPr descr="" title="" id="31" name="Picture"/>
+            <wp:docPr descr="" title="" id="32" name="Picture"/>
             <a:graphic>
               <a:graphicData uri="http://schemas.openxmlformats.org/drawingml/2006/picture">
                 <pic:pic>
                   <pic:nvPicPr>
-                    <pic:cNvPr descr="fig03_predicted_metabolome.png" id="32" name="Picture"/>
+                    <pic:cNvPr descr="fig03_predicted_metabolome.png" id="33" name="Picture"/>
                     <pic:cNvPicPr>
                       <a:picLocks noChangeArrowheads="1" noChangeAspect="1"/>
                     </pic:cNvPicPr>
                   </pic:nvPicPr>
                   <pic:blipFill>
-                    <a:blip r:embed="rId30"/>
+                    <a:blip r:embed="rId31"/>
                     <a:stretch>
                       <a:fillRect/>
                     </a:stretch>
@@ -5354,8 +5374,8 @@
         <w:t xml:space="preserve">The metabolite layer had to be predicted. Every value shown is model output.</w:t>
       </w:r>
     </w:p>
-    <w:bookmarkEnd w:id="33"/>
-    <w:bookmarkStart w:id="37" w:name="fig:omics"/>
+    <w:bookmarkEnd w:id="34"/>
+    <w:bookmarkStart w:id="38" w:name="fig:omics"/>
     <w:p>
       <w:pPr>
         <w:pStyle w:val="CaptionedFigure"/>
@@ -5365,18 +5385,18 @@
           <wp:inline>
             <wp:extent cx="5334000" cy="4483574"/>
             <wp:effectExtent b="0" l="0" r="0" t="0"/>
-            <wp:docPr descr="" title="" id="35" name="Picture"/>
+            <wp:docPr descr="" title="" id="36" name="Picture"/>
             <a:graphic>
               <a:graphicData uri="http://schemas.openxmlformats.org/drawingml/2006/picture">
                 <pic:pic>
                   <pic:nvPicPr>
-                    <pic:cNvPr descr="fig04_osd522_omics.png" id="36" name="Picture"/>
+                    <pic:cNvPr descr="fig04_osd522_omics.png" id="37" name="Picture"/>
                     <pic:cNvPicPr>
                       <a:picLocks noChangeArrowheads="1" noChangeAspect="1"/>
                     </pic:cNvPicPr>
                   </pic:nvPicPr>
                   <pic:blipFill>
-                    <a:blip r:embed="rId34"/>
+                    <a:blip r:embed="rId35"/>
                     <a:stretch>
                       <a:fillRect/>
                     </a:stretch>
@@ -5427,8 +5447,8 @@
         <w:t xml:space="preserve">shoots, six flight against six ground.</w:t>
       </w:r>
     </w:p>
-    <w:bookmarkEnd w:id="37"/>
-    <w:bookmarkStart w:id="41" w:name="fig:blind"/>
+    <w:bookmarkEnd w:id="38"/>
+    <w:bookmarkStart w:id="42" w:name="fig:blind"/>
     <w:p>
       <w:pPr>
         <w:pStyle w:val="CaptionedFigure"/>
@@ -5438,18 +5458,18 @@
           <wp:inline>
             <wp:extent cx="5334000" cy="2557755"/>
             <wp:effectExtent b="0" l="0" r="0" t="0"/>
-            <wp:docPr descr="" title="" id="39" name="Picture"/>
+            <wp:docPr descr="" title="" id="40" name="Picture"/>
             <a:graphic>
               <a:graphicData uri="http://schemas.openxmlformats.org/drawingml/2006/picture">
                 <pic:pic>
                   <pic:nvPicPr>
-                    <pic:cNvPr descr="fig05_blind_test.png" id="40" name="Picture"/>
+                    <pic:cNvPr descr="fig05_blind_test.png" id="41" name="Picture"/>
                     <pic:cNvPicPr>
                       <a:picLocks noChangeArrowheads="1" noChangeAspect="1"/>
                     </pic:cNvPicPr>
                   </pic:nvPicPr>
                   <pic:blipFill>
-                    <a:blip r:embed="rId38"/>
+                    <a:blip r:embed="rId39"/>
                     <a:stretch>
                       <a:fillRect/>
                     </a:stretch>
@@ -5484,8 +5504,8 @@
         <w:t xml:space="preserve">The model’s prediction against the measurement.</w:t>
       </w:r>
     </w:p>
-    <w:bookmarkEnd w:id="41"/>
-    <w:bookmarkStart w:id="45" w:name="fig:paintomics"/>
+    <w:bookmarkEnd w:id="42"/>
+    <w:bookmarkStart w:id="46" w:name="fig:paintomics"/>
     <w:p>
       <w:pPr>
         <w:pStyle w:val="CaptionedFigure"/>
@@ -5495,18 +5515,18 @@
           <wp:inline>
             <wp:extent cx="5334000" cy="2919864"/>
             <wp:effectExtent b="0" l="0" r="0" t="0"/>
-            <wp:docPr descr="" title="" id="43" name="Picture"/>
+            <wp:docPr descr="" title="" id="44" name="Picture"/>
             <a:graphic>
               <a:graphicData uri="http://schemas.openxmlformats.org/drawingml/2006/picture">
                 <pic:pic>
                   <pic:nvPicPr>
-                    <pic:cNvPr descr="fig06_paintomics.png" id="44" name="Picture"/>
+                    <pic:cNvPr descr="fig06_paintomics.png" id="45" name="Picture"/>
                     <pic:cNvPicPr>
                       <a:picLocks noChangeArrowheads="1" noChangeAspect="1"/>
                     </pic:cNvPicPr>
                   </pic:nvPicPr>
                   <pic:blipFill>
-                    <a:blip r:embed="rId42"/>
+                    <a:blip r:embed="rId43"/>
                     <a:stretch>
                       <a:fillRect/>
                     </a:stretch>
@@ -5628,8 +5648,8 @@
         <w:t xml:space="preserve">722 measured loci against 488 in the photosynthesis bins themselves (Methods).</w:t>
       </w:r>
     </w:p>
-    <w:bookmarkEnd w:id="45"/>
-    <w:bookmarkStart w:id="49" w:name="fig:ladder"/>
+    <w:bookmarkEnd w:id="46"/>
+    <w:bookmarkStart w:id="50" w:name="fig:ladder"/>
     <w:p>
       <w:pPr>
         <w:pStyle w:val="CaptionedFigure"/>
@@ -5639,18 +5659,18 @@
           <wp:inline>
             <wp:extent cx="5334000" cy="3921333"/>
             <wp:effectExtent b="0" l="0" r="0" t="0"/>
-            <wp:docPr descr="" title="" id="47" name="Picture"/>
+            <wp:docPr descr="" title="" id="48" name="Picture"/>
             <a:graphic>
               <a:graphicData uri="http://schemas.openxmlformats.org/drawingml/2006/picture">
                 <pic:pic>
                   <pic:nvPicPr>
-                    <pic:cNvPr descr="fig07_hardware_ladder.png" id="48" name="Picture"/>
+                    <pic:cNvPr descr="fig07_hardware_ladder.png" id="49" name="Picture"/>
                     <pic:cNvPicPr>
                       <a:picLocks noChangeArrowheads="1" noChangeAspect="1"/>
                     </pic:cNvPicPr>
                   </pic:nvPicPr>
                   <pic:blipFill>
-                    <a:blip r:embed="rId46"/>
+                    <a:blip r:embed="rId47"/>
                     <a:stretch>
                       <a:fillRect/>
                     </a:stretch>
@@ -5685,8 +5705,8 @@
         <w:t xml:space="preserve">Illumination separates the six contrasts on starvation over photosynthesis; the enclosure gradient does not.</w:t>
       </w:r>
     </w:p>
-    <w:bookmarkEnd w:id="49"/>
-    <w:bookmarkStart w:id="53" w:name="fig:implications"/>
+    <w:bookmarkEnd w:id="50"/>
+    <w:bookmarkStart w:id="54" w:name="fig:implications"/>
     <w:p>
       <w:pPr>
         <w:pStyle w:val="CaptionedFigure"/>
@@ -5696,18 +5716,18 @@
           <wp:inline>
             <wp:extent cx="5334000" cy="2092126"/>
             <wp:effectExtent b="0" l="0" r="0" t="0"/>
-            <wp:docPr descr="" title="" id="51" name="Picture"/>
+            <wp:docPr descr="" title="" id="52" name="Picture"/>
             <a:graphic>
               <a:graphicData uri="http://schemas.openxmlformats.org/drawingml/2006/picture">
                 <pic:pic>
                   <pic:nvPicPr>
-                    <pic:cNvPr descr="fig08_implications.png" id="52" name="Picture"/>
+                    <pic:cNvPr descr="fig08_implications.png" id="53" name="Picture"/>
                     <pic:cNvPicPr>
                       <a:picLocks noChangeArrowheads="1" noChangeAspect="1"/>
                     </pic:cNvPicPr>
                   </pic:nvPicPr>
                   <pic:blipFill>
-                    <a:blip r:embed="rId50"/>
+                    <a:blip r:embed="rId51"/>
                     <a:stretch>
                       <a:fillRect/>
                     </a:stretch>
@@ -5742,9 +5762,9 @@
         <w:t xml:space="preserve">Designing the experiment that could tell hardware from gravity.</w:t>
       </w:r>
     </w:p>
-    <w:bookmarkEnd w:id="53"/>
-    <w:bookmarkStart w:id="77" w:name="refs"/>
-    <w:bookmarkStart w:id="55" w:name="ref-lunarleaf"/>
+    <w:bookmarkEnd w:id="54"/>
+    <w:bookmarkStart w:id="78" w:name="refs"/>
+    <w:bookmarkStart w:id="56" w:name="ref-lunarleaf"/>
     <w:p>
       <w:pPr>
         <w:pStyle w:val="Bibliography"/>
@@ -5796,7 +5816,7 @@
       <w:r>
         <w:t xml:space="preserve"> </w:t>
       </w:r>
-      <w:hyperlink r:id="rId54">
+      <w:hyperlink r:id="rId55">
         <w:r>
           <w:rPr>
             <w:rStyle w:val="Hyperlink"/>
@@ -5808,8 +5828,8 @@
         <w:t xml:space="preserve">.</w:t>
       </w:r>
     </w:p>
-    <w:bookmarkEnd w:id="55"/>
-    <w:bookmarkStart w:id="57" w:name="ref-bernacchi2003"/>
+    <w:bookmarkEnd w:id="56"/>
+    <w:bookmarkStart w:id="58" w:name="ref-bernacchi2003"/>
     <w:p>
       <w:pPr>
         <w:pStyle w:val="Bibliography"/>
@@ -5851,7 +5871,7 @@
       <w:r>
         <w:t xml:space="preserve"> </w:t>
       </w:r>
-      <w:hyperlink r:id="rId56">
+      <w:hyperlink r:id="rId57">
         <w:r>
           <w:rPr>
             <w:rStyle w:val="Hyperlink"/>
@@ -5863,8 +5883,8 @@
         <w:t xml:space="preserve">.</w:t>
       </w:r>
     </w:p>
-    <w:bookmarkEnd w:id="57"/>
-    <w:bookmarkStart w:id="59" w:name="ref-bernacchi2001"/>
+    <w:bookmarkEnd w:id="58"/>
+    <w:bookmarkStart w:id="60" w:name="ref-bernacchi2001"/>
     <w:p>
       <w:pPr>
         <w:pStyle w:val="Bibliography"/>
@@ -5906,7 +5926,7 @@
       <w:r>
         <w:t xml:space="preserve"> </w:t>
       </w:r>
-      <w:hyperlink r:id="rId58">
+      <w:hyperlink r:id="rId59">
         <w:r>
           <w:rPr>
             <w:rStyle w:val="Hyperlink"/>
@@ -5918,8 +5938,8 @@
         <w:t xml:space="preserve">.</w:t>
       </w:r>
     </w:p>
-    <w:bookmarkEnd w:id="59"/>
-    <w:bookmarkStart w:id="60" w:name="ref-osd427"/>
+    <w:bookmarkEnd w:id="60"/>
+    <w:bookmarkStart w:id="61" w:name="ref-osd427"/>
     <w:p>
       <w:pPr>
         <w:pStyle w:val="Bibliography"/>
@@ -5995,8 +6015,8 @@
         <w:t xml:space="preserve">. 2021. NASA Open Science Data Repository, OSD-427 (APEX-04).</w:t>
       </w:r>
     </w:p>
-    <w:bookmarkEnd w:id="60"/>
-    <w:bookmarkStart w:id="62" w:name="ref-farquhar1980"/>
+    <w:bookmarkEnd w:id="61"/>
+    <w:bookmarkStart w:id="63" w:name="ref-farquhar1980"/>
     <w:p>
       <w:pPr>
         <w:pStyle w:val="Bibliography"/>
@@ -6081,7 +6101,7 @@
       <w:r>
         <w:t xml:space="preserve"> </w:t>
       </w:r>
-      <w:hyperlink r:id="rId61">
+      <w:hyperlink r:id="rId62">
         <w:r>
           <w:rPr>
             <w:rStyle w:val="Hyperlink"/>
@@ -6093,8 +6113,8 @@
         <w:t xml:space="preserve">.</w:t>
       </w:r>
     </w:p>
-    <w:bookmarkEnd w:id="62"/>
-    <w:bookmarkStart w:id="64" w:name="ref-osdr2025"/>
+    <w:bookmarkEnd w:id="63"/>
+    <w:bookmarkStart w:id="65" w:name="ref-osdr2025"/>
     <w:p>
       <w:pPr>
         <w:pStyle w:val="Bibliography"/>
@@ -6136,7 +6156,7 @@
       <w:r>
         <w:t xml:space="preserve"> </w:t>
       </w:r>
-      <w:hyperlink r:id="rId63">
+      <w:hyperlink r:id="rId64">
         <w:r>
           <w:rPr>
             <w:rStyle w:val="Hyperlink"/>
@@ -6148,8 +6168,8 @@
         <w:t xml:space="preserve">.</w:t>
       </w:r>
     </w:p>
-    <w:bookmarkEnd w:id="64"/>
-    <w:bookmarkStart w:id="65" w:name="ref-osd522"/>
+    <w:bookmarkEnd w:id="65"/>
+    <w:bookmarkStart w:id="66" w:name="ref-osd522"/>
     <w:p>
       <w:pPr>
         <w:pStyle w:val="Bibliography"/>
@@ -6195,8 +6215,8 @@
         <w:t xml:space="preserve">. 2024. NASA Open Science Data Repository, OSD-522 (BRIC-LED-001).</w:t>
       </w:r>
     </w:p>
-    <w:bookmarkEnd w:id="65"/>
-    <w:bookmarkStart w:id="67" w:name="ref-kanehisa2000"/>
+    <w:bookmarkEnd w:id="66"/>
+    <w:bookmarkStart w:id="68" w:name="ref-kanehisa2000"/>
     <w:p>
       <w:pPr>
         <w:pStyle w:val="Bibliography"/>
@@ -6247,7 +6267,7 @@
       <w:r>
         <w:t xml:space="preserve"> </w:t>
       </w:r>
-      <w:hyperlink r:id="rId66">
+      <w:hyperlink r:id="rId67">
         <w:r>
           <w:rPr>
             <w:rStyle w:val="Hyperlink"/>
@@ -6259,8 +6279,8 @@
         <w:t xml:space="preserve">.</w:t>
       </w:r>
     </w:p>
-    <w:bookmarkEnd w:id="67"/>
-    <w:bookmarkStart w:id="69" w:name="ref-kegg"/>
+    <w:bookmarkEnd w:id="68"/>
+    <w:bookmarkStart w:id="70" w:name="ref-kegg"/>
     <w:p>
       <w:pPr>
         <w:pStyle w:val="Bibliography"/>
@@ -6313,7 +6333,7 @@
       <w:r>
         <w:t xml:space="preserve"> </w:t>
       </w:r>
-      <w:hyperlink r:id="rId68">
+      <w:hyperlink r:id="rId69">
         <w:r>
           <w:rPr>
             <w:rStyle w:val="Hyperlink"/>
@@ -6325,8 +6345,8 @@
         <w:t xml:space="preserve">.</w:t>
       </w:r>
     </w:p>
-    <w:bookmarkEnd w:id="69"/>
-    <w:bookmarkStart w:id="70" w:name="ref-osd678"/>
+    <w:bookmarkEnd w:id="70"/>
+    <w:bookmarkStart w:id="71" w:name="ref-osd678"/>
     <w:p>
       <w:pPr>
         <w:pStyle w:val="Bibliography"/>
@@ -6372,8 +6392,8 @@
         <w:t xml:space="preserve">. 2023. NASA Open Science Data Repository, OSD-678 (CARA).</w:t>
       </w:r>
     </w:p>
-    <w:bookmarkEnd w:id="70"/>
-    <w:bookmarkStart w:id="72" w:name="ref-paintomics4"/>
+    <w:bookmarkEnd w:id="71"/>
+    <w:bookmarkStart w:id="73" w:name="ref-paintomics4"/>
     <w:p>
       <w:pPr>
         <w:pStyle w:val="Bibliography"/>
@@ -6415,7 +6435,7 @@
       <w:r>
         <w:t xml:space="preserve"> </w:t>
       </w:r>
-      <w:hyperlink r:id="rId71">
+      <w:hyperlink r:id="rId72">
         <w:r>
           <w:rPr>
             <w:rStyle w:val="Hyperlink"/>
@@ -6427,8 +6447,8 @@
         <w:t xml:space="preserve">.</w:t>
       </w:r>
     </w:p>
-    <w:bookmarkEnd w:id="72"/>
-    <w:bookmarkStart w:id="74" w:name="ref-pydeseq2"/>
+    <w:bookmarkEnd w:id="73"/>
+    <w:bookmarkStart w:id="75" w:name="ref-pydeseq2"/>
     <w:p>
       <w:pPr>
         <w:pStyle w:val="Bibliography"/>
@@ -6476,7 +6496,7 @@
       <w:r>
         <w:t xml:space="preserve"> </w:t>
       </w:r>
-      <w:hyperlink r:id="rId73">
+      <w:hyperlink r:id="rId74">
         <w:r>
           <w:rPr>
             <w:rStyle w:val="Hyperlink"/>
@@ -6488,8 +6508,8 @@
         <w:t xml:space="preserve">.</w:t>
       </w:r>
     </w:p>
-    <w:bookmarkEnd w:id="74"/>
-    <w:bookmarkStart w:id="75" w:name="ref-osd38"/>
+    <w:bookmarkEnd w:id="75"/>
+    <w:bookmarkStart w:id="76" w:name="ref-osd38"/>
     <w:p>
       <w:pPr>
         <w:pStyle w:val="Bibliography"/>
@@ -6535,8 +6555,8 @@
         <w:t xml:space="preserve">. 2015. NASA Open Science Data Repository, OSD-38 (BRIC-20).</w:t>
       </w:r>
     </w:p>
-    <w:bookmarkEnd w:id="75"/>
-    <w:bookmarkStart w:id="76" w:name="ref-osd321"/>
+    <w:bookmarkEnd w:id="76"/>
+    <w:bookmarkStart w:id="77" w:name="ref-osd321"/>
     <w:p>
       <w:pPr>
         <w:pStyle w:val="Bibliography"/>
@@ -6568,9 +6588,9 @@
         <w:t xml:space="preserve">. 2021. NASA Open Science Data Repository, OSD-321 (BRIC-22).</w:t>
       </w:r>
     </w:p>
-    <w:bookmarkEnd w:id="76"/>
     <w:bookmarkEnd w:id="77"/>
     <w:bookmarkEnd w:id="78"/>
+    <w:bookmarkEnd w:id="79"/>
     <w:sectPr>
       <w:footnotePr>
         <w:numRestart w:val="eachSect"/>

--- a/manuscript/latex/main.docx
+++ b/manuscript/latex/main.docx
@@ -31,11 +31,6 @@
       <w:r>
         <w:t xml:space="preserve">transcriptome, and illumination separates six flight contrasts</w:t>
       </w:r>
-    </w:p>
-    <w:p>
-      <w:pPr>
-        <w:pStyle w:val="Author"/>
-      </w:pPr>
     </w:p>
     <w:p>
       <w:pPr>
@@ -4189,6 +4184,14 @@
         <w:pStyle w:val="BodyText"/>
       </w:pPr>
       <w:r>
+        <w:t xml:space="preserve">R.B. is the sole author and takes responsibility for all of this work.</w:t>
+      </w:r>
+    </w:p>
+    <w:p>
+      <w:pPr>
+        <w:pStyle w:val="BodyText"/>
+      </w:pPr>
+      <w:r>
         <w:t xml:space="preserve">TODO.</w:t>
       </w:r>
     </w:p>
@@ -4197,15 +4200,7 @@
         <w:pStyle w:val="BodyText"/>
       </w:pPr>
       <w:r>
-        <w:t xml:space="preserve">TODO.</w:t>
-      </w:r>
-    </w:p>
-    <w:p>
-      <w:pPr>
-        <w:pStyle w:val="BodyText"/>
-      </w:pPr>
-      <w:r>
-        <w:t xml:space="preserve">The authors declare no competing interests.</w:t>
+        <w:t xml:space="preserve">The author declares no competing interests.</w:t>
       </w:r>
     </w:p>
     <w:bookmarkStart w:id="21" w:name="tab:operating"/>

--- a/manuscript/latex/main.docx
+++ b/manuscript/latex/main.docx
@@ -3548,7 +3548,7 @@
     </w:p>
     <w:bookmarkEnd w:id="18"/>
     <w:bookmarkEnd w:id="19"/>
-    <w:bookmarkStart w:id="79" w:name="sec:methods"/>
+    <w:bookmarkStart w:id="80" w:name="sec:methods"/>
     <w:p>
       <w:pPr>
         <w:pStyle w:val="Heading1"/>
@@ -4092,6 +4092,53 @@
       </w:r>
       <w:r>
         <w:t xml:space="preserve">explained by any rule recoverable from PaintOmics’ published sources.</w:t>
+      </w:r>
+    </w:p>
+    <w:bookmarkStart w:id="79" w:name="use-of-ai-tools"/>
+    <w:p>
+      <w:pPr>
+        <w:pStyle w:val="Heading2"/>
+      </w:pPr>
+      <w:r>
+        <w:t xml:space="preserve">Use of AI tools</w:t>
+      </w:r>
+    </w:p>
+    <w:p>
+      <w:pPr>
+        <w:pStyle w:val="FirstParagraph"/>
+      </w:pPr>
+      <w:r>
+        <w:t xml:space="preserve">The analysis code, figures and manuscript text were drafted with Claude Code (Anthropic), an AI</w:t>
+      </w:r>
+      <w:r>
+        <w:t xml:space="preserve"> </w:t>
+      </w:r>
+      <w:r>
+        <w:t xml:space="preserve">coding assistant running Claude Opus models, working under the author’s direction. Google</w:t>
+      </w:r>
+      <w:r>
+        <w:t xml:space="preserve"> </w:t>
+      </w:r>
+      <w:r>
+        <w:t xml:space="preserve">Antigravity made figure-layout and website edits. The assistants also ran the checks that trace</w:t>
+      </w:r>
+      <w:r>
+        <w:t xml:space="preserve"> </w:t>
+      </w:r>
+      <w:r>
+        <w:t xml:space="preserve">each reported number to the script output that produces it and match each reference against</w:t>
+      </w:r>
+      <w:r>
+        <w:t xml:space="preserve"> </w:t>
+      </w:r>
+      <w:r>
+        <w:t xml:space="preserve">CrossRef or DataCite. The author directed the work, reviewed the results and takes full</w:t>
+      </w:r>
+      <w:r>
+        <w:t xml:space="preserve"> </w:t>
+      </w:r>
+      <w:r>
+        <w:t xml:space="preserve">responsibility for the content.</w:t>
       </w:r>
     </w:p>
     <w:p>
@@ -4192,7 +4239,7 @@
         <w:pStyle w:val="BodyText"/>
       </w:pPr>
       <w:r>
-        <w:t xml:space="preserve">TODO.</w:t>
+        <w:t xml:space="preserve">This study received no funding.</w:t>
       </w:r>
     </w:p>
     <w:p>
@@ -4200,7 +4247,7 @@
         <w:pStyle w:val="BodyText"/>
       </w:pPr>
       <w:r>
-        <w:t xml:space="preserve">The author declares no competing interests.</w:t>
+        <w:t xml:space="preserve">The author declares no financial or non-financial competing interests.</w:t>
       </w:r>
     </w:p>
     <w:bookmarkStart w:id="21" w:name="tab:operating"/>
@@ -6586,6 +6633,7 @@
     <w:bookmarkEnd w:id="77"/>
     <w:bookmarkEnd w:id="78"/>
     <w:bookmarkEnd w:id="79"/>
+    <w:bookmarkEnd w:id="80"/>
     <w:sectPr>
       <w:footnotePr>
         <w:numRestart w:val="eachSect"/>
